--- a/samples/sample.docx
+++ b/samples/sample.docx
@@ -3,15 +3,61 @@
 <w:document xmlns:w="http://schemas.openxmlformats.org/wordprocessingml/2006/main">
   <w:body>
     <w:p>
+      <w:pPr>
+        <w:jc w:val="center"/>
+        <w:spacing w:after="240"/>
+      </w:pPr>
       <w:r>
-        <w:t>
-Hello OOXML Viewer!
-        </w:t>
+        <w:rPr>
+          <w:b/>
+          <w:sz w:val="44"/>
+          <w:color w:val="2563EB"/>
+        </w:rPr>
+        <w:t>OOXML Viewer</w:t>
+      </w:r>
+    </w:p>
+    <w:p>
+      <w:r>
+        <w:t>This document is rendered by docx-preview. Edit any XML entry on the left and save it back to the file.</w:t>
+      </w:r>
+    </w:p>
+    <w:p>
+      <w:r>
+        <w:t>你好，OOXML 预览！这里是一段中文内容，用于验证字体与排版效果。</w:t>
+      </w:r>
+    </w:p>
+    <w:p>
+      <w:pPr>
+        <w:pBdr>
+          <w:bottom w:val="single" w:sz="6" w:space="1" w:color="4FA3FF"/>
+        </w:pBdr>
+      </w:pPr>
+      <w:r>
+        <w:rPr>
+          <w:b/>
+          <w:color w:val="4FA3FF"/>
+        </w:rPr>
+        <w:t>Features</w:t>
+      </w:r>
+    </w:p>
+    <w:p>
+      <w:r>
+        <w:t>1. Browse the internal structure of docx / xlsx / pptx</w:t>
+      </w:r>
+    </w:p>
+    <w:p>
+      <w:r>
+        <w:t>2. Live preview of the whole document in the right panel</w:t>
+      </w:r>
+    </w:p>
+    <w:p>
+      <w:r>
+        <w:t>3. Undoable add / delete / edit, backed up before each save</w:t>
       </w:r>
     </w:p>
     <w:sectPr>
       <w:pgSz w:w="11906" w:h="16838"/>
-      <w:pgMar w:top="1440" w:right="1440" w:bottom="1440" w:left="1440"/>
+      <w:pgMar w:top="1440" w:right="1440" w:bottom="1440" w:left="1440" w:header="720" w:footer="720" w:gutter="0"/>
     </w:sectPr>
   </w:body>
 </w:document>
@@ -19,10 +65,22 @@
 
 <file path=word/styles.xml><?xml version="1.0" encoding="utf-8"?>
 <w:styles xmlns:w="http://schemas.openxmlformats.org/wordprocessingml/2006/main">
-  <w:style w:type="paragraph" w:styleId="Normal"/>
+  <w:docDefaults>
+    <w:rPrDefault>
+      <w:rPr>
+        <w:rFonts w:ascii="Calibri" w:eastAsia="宋体" w:hAnsi="Calibri"/>
+        <w:sz w:val="22"/>
+        <w:szCs w:val="22"/>
+      </w:rPr>
+    </w:rPrDefault>
+    <w:pPrDefault>
+      <w:pPr>
+        <w:spacing w:after="160" w:line="259" w:lineRule="auto"/>
+      </w:pPr>
+    </w:pPrDefault>
+  </w:docDefaults>
+  <w:style w:type="paragraph" w:default="1" w:styleId="Normal">
+    <w:name w:val="Normal"/>
+  </w:style>
 </w:styles>
-</file>
-
-<file path=new-file.xml><?xml version="1.0" encoding="utf-8"?>
-<root/>
 </file>